--- a/TASK12/TASK12-OP-Tim.docx
+++ b/TASK12/TASK12-OP-Tim.docx
@@ -8,18 +8,18 @@
           <w:noProof/>
         </w:rPr>
         <w:drawing>
-          <wp:anchor distT="0" distB="0" distL="114300" distR="114300" simplePos="0" relativeHeight="251683840" behindDoc="0" locked="0" layoutInCell="1" allowOverlap="1" wp14:anchorId="386D1B93" wp14:editId="00B7CEC4">
+          <wp:anchor distT="0" distB="0" distL="114300" distR="114300" simplePos="0" relativeHeight="251694080" behindDoc="0" locked="0" layoutInCell="1" allowOverlap="1" wp14:anchorId="2E1438EB" wp14:editId="5B720409">
             <wp:simplePos x="0" y="0"/>
-            <wp:positionH relativeFrom="page">
-              <wp:align>left</wp:align>
+            <wp:positionH relativeFrom="column">
+              <wp:posOffset>-698500</wp:posOffset>
             </wp:positionH>
             <wp:positionV relativeFrom="paragraph">
-              <wp:posOffset>-746760</wp:posOffset>
+              <wp:posOffset>44450</wp:posOffset>
             </wp:positionV>
-            <wp:extent cx="7398809" cy="1828800"/>
-            <wp:effectExtent l="76200" t="76200" r="126365" b="133350"/>
+            <wp:extent cx="7126070" cy="590550"/>
+            <wp:effectExtent l="76200" t="76200" r="132080" b="133350"/>
             <wp:wrapNone/>
-            <wp:docPr id="12" name="Picture 12"/>
+            <wp:docPr id="1" name="Picture 1"/>
             <wp:cNvGraphicFramePr>
               <a:graphicFrameLocks xmlns:a="http://schemas.openxmlformats.org/drawingml/2006/main" noChangeAspect="1"/>
             </wp:cNvGraphicFramePr>
@@ -45,88 +45,7 @@
                   <pic:spPr>
                     <a:xfrm>
                       <a:off x="0" y="0"/>
-                      <a:ext cx="7398809" cy="1828800"/>
-                    </a:xfrm>
-                    <a:prstGeom prst="rect">
-                      <a:avLst/>
-                    </a:prstGeom>
-                    <a:ln w="38100" cap="sq">
-                      <a:solidFill>
-                        <a:srgbClr val="000000"/>
-                      </a:solidFill>
-                      <a:prstDash val="solid"/>
-                      <a:miter lim="800000"/>
-                    </a:ln>
-                    <a:effectLst>
-                      <a:outerShdw blurRad="50800" dist="38100" dir="2700000" algn="tl" rotWithShape="0">
-                        <a:srgbClr val="000000">
-                          <a:alpha val="43000"/>
-                        </a:srgbClr>
-                      </a:outerShdw>
-                    </a:effectLst>
-                  </pic:spPr>
-                </pic:pic>
-              </a:graphicData>
-            </a:graphic>
-            <wp14:sizeRelH relativeFrom="margin">
-              <wp14:pctWidth>0</wp14:pctWidth>
-            </wp14:sizeRelH>
-            <wp14:sizeRelV relativeFrom="margin">
-              <wp14:pctHeight>0</wp14:pctHeight>
-            </wp14:sizeRelV>
-          </wp:anchor>
-        </w:drawing>
-      </w:r>
-    </w:p>
-    <w:p/>
-    <w:p/>
-    <w:p>
-      <w:r>
-        <w:rPr>
-          <w:noProof/>
-        </w:rPr>
-        <w:drawing>
-          <wp:anchor distT="0" distB="0" distL="114300" distR="114300" simplePos="0" relativeHeight="251689984" behindDoc="0" locked="0" layoutInCell="1" allowOverlap="1" wp14:anchorId="6F38095B" wp14:editId="4F4EE784">
-            <wp:simplePos x="0" y="0"/>
-            <wp:positionH relativeFrom="page">
-              <wp:align>left</wp:align>
-            </wp:positionH>
-            <wp:positionV relativeFrom="paragraph">
-              <wp:posOffset>4149725</wp:posOffset>
-            </wp:positionV>
-            <wp:extent cx="7363558" cy="510540"/>
-            <wp:effectExtent l="76200" t="76200" r="142240" b="137160"/>
-            <wp:wrapNone/>
-            <wp:docPr id="23" name="Picture 23"/>
-            <wp:cNvGraphicFramePr>
-              <a:graphicFrameLocks xmlns:a="http://schemas.openxmlformats.org/drawingml/2006/main" noChangeAspect="1"/>
-            </wp:cNvGraphicFramePr>
-            <a:graphic xmlns:a="http://schemas.openxmlformats.org/drawingml/2006/main">
-              <a:graphicData uri="http://schemas.openxmlformats.org/drawingml/2006/picture">
-                <pic:pic xmlns:pic="http://schemas.openxmlformats.org/drawingml/2006/picture">
-                  <pic:nvPicPr>
-                    <pic:cNvPr id="0" name="Picture 4"/>
-                    <pic:cNvPicPr>
-                      <a:picLocks noChangeAspect="1" noChangeArrowheads="1"/>
-                    </pic:cNvPicPr>
-                  </pic:nvPicPr>
-                  <pic:blipFill>
-                    <a:blip r:embed="rId8" cstate="print">
-                      <a:extLst>
-                        <a:ext uri="{28A0092B-C50C-407E-A947-70E740481C1C}">
-                          <a14:useLocalDpi xmlns:a14="http://schemas.microsoft.com/office/drawing/2010/main" val="0"/>
-                        </a:ext>
-                      </a:extLst>
-                    </a:blip>
-                    <a:srcRect/>
-                    <a:stretch>
-                      <a:fillRect/>
-                    </a:stretch>
-                  </pic:blipFill>
-                  <pic:spPr bwMode="auto">
-                    <a:xfrm>
-                      <a:off x="0" y="0"/>
-                      <a:ext cx="7365375" cy="510666"/>
+                      <a:ext cx="7126070" cy="590550"/>
                     </a:xfrm>
                     <a:prstGeom prst="rect">
                       <a:avLst/>
@@ -163,18 +82,18 @@
           <w:noProof/>
         </w:rPr>
         <w:drawing>
-          <wp:anchor distT="0" distB="0" distL="114300" distR="114300" simplePos="0" relativeHeight="251687936" behindDoc="0" locked="0" layoutInCell="1" allowOverlap="1" wp14:anchorId="714B0F08" wp14:editId="1FA02CD3">
+          <wp:anchor distT="0" distB="0" distL="114300" distR="114300" simplePos="0" relativeHeight="251693056" behindDoc="0" locked="0" layoutInCell="1" allowOverlap="1" wp14:anchorId="6DE5C8BF" wp14:editId="2C89C5E3">
             <wp:simplePos x="0" y="0"/>
-            <wp:positionH relativeFrom="page">
-              <wp:align>left</wp:align>
+            <wp:positionH relativeFrom="column">
+              <wp:posOffset>-704850</wp:posOffset>
             </wp:positionH>
             <wp:positionV relativeFrom="paragraph">
-              <wp:posOffset>499745</wp:posOffset>
+              <wp:posOffset>-787398</wp:posOffset>
             </wp:positionV>
-            <wp:extent cx="7357651" cy="891540"/>
-            <wp:effectExtent l="76200" t="76200" r="129540" b="137160"/>
+            <wp:extent cx="7156471" cy="717550"/>
+            <wp:effectExtent l="76200" t="76200" r="139700" b="139700"/>
             <wp:wrapNone/>
-            <wp:docPr id="21" name="Picture 21"/>
+            <wp:docPr id="2" name="Picture 2"/>
             <wp:cNvGraphicFramePr>
               <a:graphicFrameLocks xmlns:a="http://schemas.openxmlformats.org/drawingml/2006/main" noChangeAspect="1"/>
             </wp:cNvGraphicFramePr>
@@ -182,105 +101,25 @@
               <a:graphicData uri="http://schemas.openxmlformats.org/drawingml/2006/picture">
                 <pic:pic xmlns:pic="http://schemas.openxmlformats.org/drawingml/2006/picture">
                   <pic:nvPicPr>
-                    <pic:cNvPr id="0" name="Picture 2"/>
-                    <pic:cNvPicPr>
-                      <a:picLocks noChangeAspect="1" noChangeArrowheads="1"/>
-                    </pic:cNvPicPr>
+                    <pic:cNvPr id="1" name=""/>
+                    <pic:cNvPicPr/>
                   </pic:nvPicPr>
                   <pic:blipFill>
-                    <a:blip r:embed="rId9" cstate="print">
+                    <a:blip r:embed="rId8">
                       <a:extLst>
                         <a:ext uri="{28A0092B-C50C-407E-A947-70E740481C1C}">
                           <a14:useLocalDpi xmlns:a14="http://schemas.microsoft.com/office/drawing/2010/main" val="0"/>
                         </a:ext>
                       </a:extLst>
                     </a:blip>
-                    <a:srcRect/>
                     <a:stretch>
                       <a:fillRect/>
                     </a:stretch>
                   </pic:blipFill>
-                  <pic:spPr bwMode="auto">
+                  <pic:spPr>
                     <a:xfrm>
                       <a:off x="0" y="0"/>
-                      <a:ext cx="7403207" cy="897060"/>
-                    </a:xfrm>
-                    <a:prstGeom prst="rect">
-                      <a:avLst/>
-                    </a:prstGeom>
-                    <a:ln w="38100" cap="sq">
-                      <a:solidFill>
-                        <a:srgbClr val="000000"/>
-                      </a:solidFill>
-                      <a:prstDash val="solid"/>
-                      <a:miter lim="800000"/>
-                    </a:ln>
-                    <a:effectLst>
-                      <a:outerShdw blurRad="50800" dist="38100" dir="2700000" algn="tl" rotWithShape="0">
-                        <a:srgbClr val="000000">
-                          <a:alpha val="43000"/>
-                        </a:srgbClr>
-                      </a:outerShdw>
-                    </a:effectLst>
-                  </pic:spPr>
-                </pic:pic>
-              </a:graphicData>
-            </a:graphic>
-            <wp14:sizeRelH relativeFrom="margin">
-              <wp14:pctWidth>0</wp14:pctWidth>
-            </wp14:sizeRelH>
-            <wp14:sizeRelV relativeFrom="margin">
-              <wp14:pctHeight>0</wp14:pctHeight>
-            </wp14:sizeRelV>
-          </wp:anchor>
-        </w:drawing>
-      </w:r>
-      <w:r>
-        <w:rPr>
-          <w:noProof/>
-        </w:rPr>
-        <w:drawing>
-          <wp:anchor distT="0" distB="0" distL="114300" distR="114300" simplePos="0" relativeHeight="251688960" behindDoc="0" locked="0" layoutInCell="1" allowOverlap="1" wp14:anchorId="0D36A3FE" wp14:editId="4CA9C26D">
-            <wp:simplePos x="0" y="0"/>
-            <wp:positionH relativeFrom="page">
-              <wp:align>right</wp:align>
-            </wp:positionH>
-            <wp:positionV relativeFrom="paragraph">
-              <wp:posOffset>1650365</wp:posOffset>
-            </wp:positionV>
-            <wp:extent cx="7326003" cy="2308860"/>
-            <wp:effectExtent l="76200" t="76200" r="141605" b="129540"/>
-            <wp:wrapNone/>
-            <wp:docPr id="22" name="Picture 22"/>
-            <wp:cNvGraphicFramePr>
-              <a:graphicFrameLocks xmlns:a="http://schemas.openxmlformats.org/drawingml/2006/main" noChangeAspect="1"/>
-            </wp:cNvGraphicFramePr>
-            <a:graphic xmlns:a="http://schemas.openxmlformats.org/drawingml/2006/main">
-              <a:graphicData uri="http://schemas.openxmlformats.org/drawingml/2006/picture">
-                <pic:pic xmlns:pic="http://schemas.openxmlformats.org/drawingml/2006/picture">
-                  <pic:nvPicPr>
-                    <pic:cNvPr id="0" name="Picture 3"/>
-                    <pic:cNvPicPr>
-                      <a:picLocks noChangeAspect="1" noChangeArrowheads="1"/>
-                    </pic:cNvPicPr>
-                  </pic:nvPicPr>
-                  <pic:blipFill>
-                    <a:blip r:embed="rId10">
-                      <a:extLst>
-                        <a:ext uri="{28A0092B-C50C-407E-A947-70E740481C1C}">
-                          <a14:useLocalDpi xmlns:a14="http://schemas.microsoft.com/office/drawing/2010/main" val="0"/>
-                        </a:ext>
-                      </a:extLst>
-                    </a:blip>
-                    <a:srcRect/>
-                    <a:stretch>
-                      <a:fillRect/>
-                    </a:stretch>
-                  </pic:blipFill>
-                  <pic:spPr bwMode="auto">
-                    <a:xfrm>
-                      <a:off x="0" y="0"/>
-                      <a:ext cx="7326003" cy="2308860"/>
+                      <a:ext cx="7156471" cy="717550"/>
                     </a:xfrm>
                     <a:prstGeom prst="rect">
                       <a:avLst/>
@@ -314,18 +153,471 @@
       </w:r>
     </w:p>
     <w:p/>
-    <w:p/>
-    <w:p/>
-    <w:p/>
-    <w:p/>
-    <w:p/>
-    <w:p/>
-    <w:p/>
-    <w:p/>
-    <w:p/>
-    <w:p/>
-    <w:p/>
-    <w:p/>
+    <w:p>
+      <w:r>
+        <w:rPr>
+          <w:noProof/>
+        </w:rPr>
+        <w:drawing>
+          <wp:anchor distT="0" distB="0" distL="114300" distR="114300" simplePos="0" relativeHeight="251695104" behindDoc="0" locked="0" layoutInCell="1" allowOverlap="1" wp14:anchorId="57961C2A" wp14:editId="25C07A67">
+            <wp:simplePos x="0" y="0"/>
+            <wp:positionH relativeFrom="column">
+              <wp:posOffset>-698500</wp:posOffset>
+            </wp:positionH>
+            <wp:positionV relativeFrom="paragraph">
+              <wp:posOffset>203200</wp:posOffset>
+            </wp:positionV>
+            <wp:extent cx="7127266" cy="304800"/>
+            <wp:effectExtent l="76200" t="76200" r="130810" b="133350"/>
+            <wp:wrapNone/>
+            <wp:docPr id="4" name="Picture 4"/>
+            <wp:cNvGraphicFramePr>
+              <a:graphicFrameLocks xmlns:a="http://schemas.openxmlformats.org/drawingml/2006/main" noChangeAspect="1"/>
+            </wp:cNvGraphicFramePr>
+            <a:graphic xmlns:a="http://schemas.openxmlformats.org/drawingml/2006/main">
+              <a:graphicData uri="http://schemas.openxmlformats.org/drawingml/2006/picture">
+                <pic:pic xmlns:pic="http://schemas.openxmlformats.org/drawingml/2006/picture">
+                  <pic:nvPicPr>
+                    <pic:cNvPr id="1" name=""/>
+                    <pic:cNvPicPr/>
+                  </pic:nvPicPr>
+                  <pic:blipFill>
+                    <a:blip r:embed="rId9">
+                      <a:extLst>
+                        <a:ext uri="{28A0092B-C50C-407E-A947-70E740481C1C}">
+                          <a14:useLocalDpi xmlns:a14="http://schemas.microsoft.com/office/drawing/2010/main" val="0"/>
+                        </a:ext>
+                      </a:extLst>
+                    </a:blip>
+                    <a:stretch>
+                      <a:fillRect/>
+                    </a:stretch>
+                  </pic:blipFill>
+                  <pic:spPr>
+                    <a:xfrm>
+                      <a:off x="0" y="0"/>
+                      <a:ext cx="7127266" cy="304800"/>
+                    </a:xfrm>
+                    <a:prstGeom prst="rect">
+                      <a:avLst/>
+                    </a:prstGeom>
+                    <a:ln w="38100" cap="sq">
+                      <a:solidFill>
+                        <a:srgbClr val="000000"/>
+                      </a:solidFill>
+                      <a:prstDash val="solid"/>
+                      <a:miter lim="800000"/>
+                    </a:ln>
+                    <a:effectLst>
+                      <a:outerShdw blurRad="50800" dist="38100" dir="2700000" algn="tl" rotWithShape="0">
+                        <a:srgbClr val="000000">
+                          <a:alpha val="43000"/>
+                        </a:srgbClr>
+                      </a:outerShdw>
+                    </a:effectLst>
+                  </pic:spPr>
+                </pic:pic>
+              </a:graphicData>
+            </a:graphic>
+            <wp14:sizeRelH relativeFrom="margin">
+              <wp14:pctWidth>0</wp14:pctWidth>
+            </wp14:sizeRelH>
+            <wp14:sizeRelV relativeFrom="margin">
+              <wp14:pctHeight>0</wp14:pctHeight>
+            </wp14:sizeRelV>
+          </wp:anchor>
+        </w:drawing>
+      </w:r>
+    </w:p>
+    <w:p>
+      <w:r>
+        <w:rPr>
+          <w:noProof/>
+        </w:rPr>
+        <w:drawing>
+          <wp:anchor distT="0" distB="0" distL="114300" distR="114300" simplePos="0" relativeHeight="251699200" behindDoc="0" locked="0" layoutInCell="1" allowOverlap="1" wp14:anchorId="53B07FD4" wp14:editId="678A2605">
+            <wp:simplePos x="0" y="0"/>
+            <wp:positionH relativeFrom="column">
+              <wp:posOffset>-710592</wp:posOffset>
+            </wp:positionH>
+            <wp:positionV relativeFrom="paragraph">
+              <wp:posOffset>332354</wp:posOffset>
+            </wp:positionV>
+            <wp:extent cx="2984660" cy="2162881"/>
+            <wp:effectExtent l="76200" t="76200" r="139700" b="142240"/>
+            <wp:wrapNone/>
+            <wp:docPr id="8" name="Picture 8"/>
+            <wp:cNvGraphicFramePr>
+              <a:graphicFrameLocks xmlns:a="http://schemas.openxmlformats.org/drawingml/2006/main" noChangeAspect="1"/>
+            </wp:cNvGraphicFramePr>
+            <a:graphic xmlns:a="http://schemas.openxmlformats.org/drawingml/2006/main">
+              <a:graphicData uri="http://schemas.openxmlformats.org/drawingml/2006/picture">
+                <pic:pic xmlns:pic="http://schemas.openxmlformats.org/drawingml/2006/picture">
+                  <pic:nvPicPr>
+                    <pic:cNvPr id="1" name=""/>
+                    <pic:cNvPicPr/>
+                  </pic:nvPicPr>
+                  <pic:blipFill>
+                    <a:blip r:embed="rId10">
+                      <a:extLst>
+                        <a:ext uri="{28A0092B-C50C-407E-A947-70E740481C1C}">
+                          <a14:useLocalDpi xmlns:a14="http://schemas.microsoft.com/office/drawing/2010/main" val="0"/>
+                        </a:ext>
+                      </a:extLst>
+                    </a:blip>
+                    <a:stretch>
+                      <a:fillRect/>
+                    </a:stretch>
+                  </pic:blipFill>
+                  <pic:spPr>
+                    <a:xfrm>
+                      <a:off x="0" y="0"/>
+                      <a:ext cx="2984660" cy="2162881"/>
+                    </a:xfrm>
+                    <a:prstGeom prst="rect">
+                      <a:avLst/>
+                    </a:prstGeom>
+                    <a:ln w="38100" cap="sq">
+                      <a:solidFill>
+                        <a:srgbClr val="000000"/>
+                      </a:solidFill>
+                      <a:prstDash val="solid"/>
+                      <a:miter lim="800000"/>
+                    </a:ln>
+                    <a:effectLst>
+                      <a:outerShdw blurRad="50800" dist="38100" dir="2700000" algn="tl" rotWithShape="0">
+                        <a:srgbClr val="000000">
+                          <a:alpha val="43000"/>
+                        </a:srgbClr>
+                      </a:outerShdw>
+                    </a:effectLst>
+                  </pic:spPr>
+                </pic:pic>
+              </a:graphicData>
+            </a:graphic>
+            <wp14:sizeRelH relativeFrom="margin">
+              <wp14:pctWidth>0</wp14:pctWidth>
+            </wp14:sizeRelH>
+            <wp14:sizeRelV relativeFrom="margin">
+              <wp14:pctHeight>0</wp14:pctHeight>
+            </wp14:sizeRelV>
+          </wp:anchor>
+        </w:drawing>
+      </w:r>
+    </w:p>
+    <w:p>
+      <w:r>
+        <w:rPr>
+          <w:noProof/>
+        </w:rPr>
+        <w:drawing>
+          <wp:anchor distT="0" distB="0" distL="114300" distR="114300" simplePos="0" relativeHeight="251700224" behindDoc="0" locked="0" layoutInCell="1" allowOverlap="1" wp14:anchorId="2F6C3AED" wp14:editId="1893787F">
+            <wp:simplePos x="0" y="0"/>
+            <wp:positionH relativeFrom="margin">
+              <wp:align>right</wp:align>
+            </wp:positionH>
+            <wp:positionV relativeFrom="paragraph">
+              <wp:posOffset>22225</wp:posOffset>
+            </wp:positionV>
+            <wp:extent cx="2980055" cy="2159635"/>
+            <wp:effectExtent l="76200" t="76200" r="125095" b="126365"/>
+            <wp:wrapNone/>
+            <wp:docPr id="9" name="Picture 9"/>
+            <wp:cNvGraphicFramePr>
+              <a:graphicFrameLocks xmlns:a="http://schemas.openxmlformats.org/drawingml/2006/main" noChangeAspect="1"/>
+            </wp:cNvGraphicFramePr>
+            <a:graphic xmlns:a="http://schemas.openxmlformats.org/drawingml/2006/main">
+              <a:graphicData uri="http://schemas.openxmlformats.org/drawingml/2006/picture">
+                <pic:pic xmlns:pic="http://schemas.openxmlformats.org/drawingml/2006/picture">
+                  <pic:nvPicPr>
+                    <pic:cNvPr id="1" name=""/>
+                    <pic:cNvPicPr/>
+                  </pic:nvPicPr>
+                  <pic:blipFill>
+                    <a:blip r:embed="rId11">
+                      <a:extLst>
+                        <a:ext uri="{28A0092B-C50C-407E-A947-70E740481C1C}">
+                          <a14:useLocalDpi xmlns:a14="http://schemas.microsoft.com/office/drawing/2010/main" val="0"/>
+                        </a:ext>
+                      </a:extLst>
+                    </a:blip>
+                    <a:stretch>
+                      <a:fillRect/>
+                    </a:stretch>
+                  </pic:blipFill>
+                  <pic:spPr>
+                    <a:xfrm>
+                      <a:off x="0" y="0"/>
+                      <a:ext cx="2980055" cy="2159635"/>
+                    </a:xfrm>
+                    <a:prstGeom prst="rect">
+                      <a:avLst/>
+                    </a:prstGeom>
+                    <a:ln w="38100" cap="sq">
+                      <a:solidFill>
+                        <a:srgbClr val="000000"/>
+                      </a:solidFill>
+                      <a:prstDash val="solid"/>
+                      <a:miter lim="800000"/>
+                    </a:ln>
+                    <a:effectLst>
+                      <a:outerShdw blurRad="50800" dist="38100" dir="2700000" algn="tl" rotWithShape="0">
+                        <a:srgbClr val="000000">
+                          <a:alpha val="43000"/>
+                        </a:srgbClr>
+                      </a:outerShdw>
+                    </a:effectLst>
+                  </pic:spPr>
+                </pic:pic>
+              </a:graphicData>
+            </a:graphic>
+            <wp14:sizeRelH relativeFrom="margin">
+              <wp14:pctWidth>0</wp14:pctWidth>
+            </wp14:sizeRelH>
+            <wp14:sizeRelV relativeFrom="margin">
+              <wp14:pctHeight>0</wp14:pctHeight>
+            </wp14:sizeRelV>
+          </wp:anchor>
+        </w:drawing>
+      </w:r>
+    </w:p>
+    <w:p/>
+    <w:p/>
+    <w:p/>
+    <w:p/>
+    <w:p/>
+    <w:p/>
+    <w:p>
+      <w:r>
+        <w:rPr>
+          <w:noProof/>
+        </w:rPr>
+        <w:drawing>
+          <wp:anchor distT="0" distB="0" distL="114300" distR="114300" simplePos="0" relativeHeight="251698176" behindDoc="0" locked="0" layoutInCell="1" allowOverlap="1" wp14:anchorId="711DF93F" wp14:editId="4AA99A1D">
+            <wp:simplePos x="0" y="0"/>
+            <wp:positionH relativeFrom="margin">
+              <wp:posOffset>-718737</wp:posOffset>
+            </wp:positionH>
+            <wp:positionV relativeFrom="paragraph">
+              <wp:posOffset>369155</wp:posOffset>
+            </wp:positionV>
+            <wp:extent cx="3054892" cy="2213775"/>
+            <wp:effectExtent l="76200" t="76200" r="127000" b="129540"/>
+            <wp:wrapNone/>
+            <wp:docPr id="7" name="Picture 7"/>
+            <wp:cNvGraphicFramePr>
+              <a:graphicFrameLocks xmlns:a="http://schemas.openxmlformats.org/drawingml/2006/main" noChangeAspect="1"/>
+            </wp:cNvGraphicFramePr>
+            <a:graphic xmlns:a="http://schemas.openxmlformats.org/drawingml/2006/main">
+              <a:graphicData uri="http://schemas.openxmlformats.org/drawingml/2006/picture">
+                <pic:pic xmlns:pic="http://schemas.openxmlformats.org/drawingml/2006/picture">
+                  <pic:nvPicPr>
+                    <pic:cNvPr id="1" name=""/>
+                    <pic:cNvPicPr/>
+                  </pic:nvPicPr>
+                  <pic:blipFill>
+                    <a:blip r:embed="rId12">
+                      <a:extLst>
+                        <a:ext uri="{28A0092B-C50C-407E-A947-70E740481C1C}">
+                          <a14:useLocalDpi xmlns:a14="http://schemas.microsoft.com/office/drawing/2010/main" val="0"/>
+                        </a:ext>
+                      </a:extLst>
+                    </a:blip>
+                    <a:stretch>
+                      <a:fillRect/>
+                    </a:stretch>
+                  </pic:blipFill>
+                  <pic:spPr>
+                    <a:xfrm>
+                      <a:off x="0" y="0"/>
+                      <a:ext cx="3054892" cy="2213775"/>
+                    </a:xfrm>
+                    <a:prstGeom prst="rect">
+                      <a:avLst/>
+                    </a:prstGeom>
+                    <a:ln w="38100" cap="sq">
+                      <a:solidFill>
+                        <a:srgbClr val="000000"/>
+                      </a:solidFill>
+                      <a:prstDash val="solid"/>
+                      <a:miter lim="800000"/>
+                    </a:ln>
+                    <a:effectLst>
+                      <a:outerShdw blurRad="50800" dist="38100" dir="2700000" algn="tl" rotWithShape="0">
+                        <a:srgbClr val="000000">
+                          <a:alpha val="43000"/>
+                        </a:srgbClr>
+                      </a:outerShdw>
+                    </a:effectLst>
+                  </pic:spPr>
+                </pic:pic>
+              </a:graphicData>
+            </a:graphic>
+            <wp14:sizeRelH relativeFrom="margin">
+              <wp14:pctWidth>0</wp14:pctWidth>
+            </wp14:sizeRelH>
+            <wp14:sizeRelV relativeFrom="margin">
+              <wp14:pctHeight>0</wp14:pctHeight>
+            </wp14:sizeRelV>
+          </wp:anchor>
+        </w:drawing>
+      </w:r>
+    </w:p>
+    <w:p>
+      <w:r>
+        <w:rPr>
+          <w:noProof/>
+        </w:rPr>
+        <w:drawing>
+          <wp:anchor distT="0" distB="0" distL="114300" distR="114300" simplePos="0" relativeHeight="251701248" behindDoc="0" locked="0" layoutInCell="1" allowOverlap="1" wp14:anchorId="3B19389A" wp14:editId="6DD2CA59">
+            <wp:simplePos x="0" y="0"/>
+            <wp:positionH relativeFrom="column">
+              <wp:posOffset>2620617</wp:posOffset>
+            </wp:positionH>
+            <wp:positionV relativeFrom="paragraph">
+              <wp:posOffset>83433</wp:posOffset>
+            </wp:positionV>
+            <wp:extent cx="2324495" cy="1013129"/>
+            <wp:effectExtent l="76200" t="76200" r="133350" b="130175"/>
+            <wp:wrapNone/>
+            <wp:docPr id="10" name="Picture 10"/>
+            <wp:cNvGraphicFramePr>
+              <a:graphicFrameLocks xmlns:a="http://schemas.openxmlformats.org/drawingml/2006/main" noChangeAspect="1"/>
+            </wp:cNvGraphicFramePr>
+            <a:graphic xmlns:a="http://schemas.openxmlformats.org/drawingml/2006/main">
+              <a:graphicData uri="http://schemas.openxmlformats.org/drawingml/2006/picture">
+                <pic:pic xmlns:pic="http://schemas.openxmlformats.org/drawingml/2006/picture">
+                  <pic:nvPicPr>
+                    <pic:cNvPr id="1" name=""/>
+                    <pic:cNvPicPr/>
+                  </pic:nvPicPr>
+                  <pic:blipFill>
+                    <a:blip r:embed="rId13">
+                      <a:extLst>
+                        <a:ext uri="{28A0092B-C50C-407E-A947-70E740481C1C}">
+                          <a14:useLocalDpi xmlns:a14="http://schemas.microsoft.com/office/drawing/2010/main" val="0"/>
+                        </a:ext>
+                      </a:extLst>
+                    </a:blip>
+                    <a:stretch>
+                      <a:fillRect/>
+                    </a:stretch>
+                  </pic:blipFill>
+                  <pic:spPr>
+                    <a:xfrm>
+                      <a:off x="0" y="0"/>
+                      <a:ext cx="2324495" cy="1013129"/>
+                    </a:xfrm>
+                    <a:prstGeom prst="rect">
+                      <a:avLst/>
+                    </a:prstGeom>
+                    <a:ln w="38100" cap="sq">
+                      <a:solidFill>
+                        <a:srgbClr val="000000"/>
+                      </a:solidFill>
+                      <a:prstDash val="solid"/>
+                      <a:miter lim="800000"/>
+                    </a:ln>
+                    <a:effectLst>
+                      <a:outerShdw blurRad="50800" dist="38100" dir="2700000" algn="tl" rotWithShape="0">
+                        <a:srgbClr val="000000">
+                          <a:alpha val="43000"/>
+                        </a:srgbClr>
+                      </a:outerShdw>
+                    </a:effectLst>
+                  </pic:spPr>
+                </pic:pic>
+              </a:graphicData>
+            </a:graphic>
+            <wp14:sizeRelH relativeFrom="margin">
+              <wp14:pctWidth>0</wp14:pctWidth>
+            </wp14:sizeRelH>
+            <wp14:sizeRelV relativeFrom="margin">
+              <wp14:pctHeight>0</wp14:pctHeight>
+            </wp14:sizeRelV>
+          </wp:anchor>
+        </w:drawing>
+      </w:r>
+    </w:p>
+    <w:p/>
+    <w:p/>
+    <w:p/>
+    <w:p>
+      <w:r>
+        <w:rPr>
+          <w:noProof/>
+        </w:rPr>
+        <w:drawing>
+          <wp:anchor distT="0" distB="0" distL="114300" distR="114300" simplePos="0" relativeHeight="251702272" behindDoc="0" locked="0" layoutInCell="1" allowOverlap="1" wp14:anchorId="3ADD4DBA" wp14:editId="288ABF1F">
+            <wp:simplePos x="0" y="0"/>
+            <wp:positionH relativeFrom="column">
+              <wp:posOffset>2644002</wp:posOffset>
+            </wp:positionH>
+            <wp:positionV relativeFrom="paragraph">
+              <wp:posOffset>141832</wp:posOffset>
+            </wp:positionV>
+            <wp:extent cx="2269435" cy="1030007"/>
+            <wp:effectExtent l="76200" t="76200" r="131445" b="132080"/>
+            <wp:wrapNone/>
+            <wp:docPr id="11" name="Picture 11"/>
+            <wp:cNvGraphicFramePr>
+              <a:graphicFrameLocks xmlns:a="http://schemas.openxmlformats.org/drawingml/2006/main" noChangeAspect="1"/>
+            </wp:cNvGraphicFramePr>
+            <a:graphic xmlns:a="http://schemas.openxmlformats.org/drawingml/2006/main">
+              <a:graphicData uri="http://schemas.openxmlformats.org/drawingml/2006/picture">
+                <pic:pic xmlns:pic="http://schemas.openxmlformats.org/drawingml/2006/picture">
+                  <pic:nvPicPr>
+                    <pic:cNvPr id="1" name=""/>
+                    <pic:cNvPicPr/>
+                  </pic:nvPicPr>
+                  <pic:blipFill>
+                    <a:blip r:embed="rId14">
+                      <a:extLst>
+                        <a:ext uri="{28A0092B-C50C-407E-A947-70E740481C1C}">
+                          <a14:useLocalDpi xmlns:a14="http://schemas.microsoft.com/office/drawing/2010/main" val="0"/>
+                        </a:ext>
+                      </a:extLst>
+                    </a:blip>
+                    <a:stretch>
+                      <a:fillRect/>
+                    </a:stretch>
+                  </pic:blipFill>
+                  <pic:spPr>
+                    <a:xfrm>
+                      <a:off x="0" y="0"/>
+                      <a:ext cx="2269435" cy="1030007"/>
+                    </a:xfrm>
+                    <a:prstGeom prst="rect">
+                      <a:avLst/>
+                    </a:prstGeom>
+                    <a:ln w="38100" cap="sq">
+                      <a:solidFill>
+                        <a:srgbClr val="000000"/>
+                      </a:solidFill>
+                      <a:prstDash val="solid"/>
+                      <a:miter lim="800000"/>
+                    </a:ln>
+                    <a:effectLst>
+                      <a:outerShdw blurRad="50800" dist="38100" dir="2700000" algn="tl" rotWithShape="0">
+                        <a:srgbClr val="000000">
+                          <a:alpha val="43000"/>
+                        </a:srgbClr>
+                      </a:outerShdw>
+                    </a:effectLst>
+                  </pic:spPr>
+                </pic:pic>
+              </a:graphicData>
+            </a:graphic>
+            <wp14:sizeRelH relativeFrom="margin">
+              <wp14:pctWidth>0</wp14:pctWidth>
+            </wp14:sizeRelH>
+            <wp14:sizeRelV relativeFrom="margin">
+              <wp14:pctHeight>0</wp14:pctHeight>
+            </wp14:sizeRelV>
+          </wp:anchor>
+        </w:drawing>
+      </w:r>
+    </w:p>
     <w:p/>
     <w:p/>
     <w:p/>
@@ -346,12 +638,12 @@
       </w:r>
     </w:p>
     <w:sectPr>
-      <w:headerReference w:type="even" r:id="rId11"/>
-      <w:headerReference w:type="default" r:id="rId12"/>
-      <w:footerReference w:type="even" r:id="rId13"/>
-      <w:footerReference w:type="default" r:id="rId14"/>
-      <w:headerReference w:type="first" r:id="rId15"/>
-      <w:footerReference w:type="first" r:id="rId16"/>
+      <w:headerReference w:type="even" r:id="rId15"/>
+      <w:headerReference w:type="default" r:id="rId16"/>
+      <w:footerReference w:type="even" r:id="rId17"/>
+      <w:footerReference w:type="default" r:id="rId18"/>
+      <w:headerReference w:type="first" r:id="rId19"/>
+      <w:footerReference w:type="first" r:id="rId20"/>
       <w:pgSz w:w="11906" w:h="16838"/>
       <w:pgMar w:top="1440" w:right="1440" w:bottom="1440" w:left="1440" w:header="708" w:footer="708" w:gutter="0"/>
       <w:cols w:space="708"/>
